--- a/labs/Lab02_Sem2_resumes.docx
+++ b/labs/Lab02_Sem2_resumes.docx
@@ -5,24 +5,49 @@
     <w:p>
       <w:pPr>
         <w:jc w:val="center"/>
+        <w:rPr>
+          <w:iCs/>
+          <w:lang w:val="ru-RU"/>
+        </w:rPr>
       </w:pPr>
       <w:r>
         <w:rPr>
-          <w:b/>
-          <w:sz w:val="40"/>
-        </w:rPr>
-        <w:t>Lab02_Sem2_resumes</w:t>
-      </w:r>
-    </w:p>
-    <w:p>
-      <w:pPr>
-        <w:jc w:val="center"/>
-      </w:pPr>
-      <w:r>
-        <w:rPr>
-          <w:i/>
-        </w:rPr>
-        <w:t>Статические эмбеддинги Word2Vec и fastText</w:t>
+          <w:iCs/>
+          <w:lang w:val="ru-RU"/>
+        </w:rPr>
+        <w:t xml:space="preserve">Статические эмбеддинги </w:t>
+      </w:r>
+      <w:r>
+        <w:rPr>
+          <w:iCs/>
+        </w:rPr>
+        <w:t>Word</w:t>
+      </w:r>
+      <w:r>
+        <w:rPr>
+          <w:iCs/>
+          <w:lang w:val="ru-RU"/>
+        </w:rPr>
+        <w:t>2</w:t>
+      </w:r>
+      <w:r>
+        <w:rPr>
+          <w:iCs/>
+        </w:rPr>
+        <w:t>Vec</w:t>
+      </w:r>
+      <w:r>
+        <w:rPr>
+          <w:iCs/>
+          <w:lang w:val="ru-RU"/>
+        </w:rPr>
+        <w:t xml:space="preserve"> и </w:t>
+      </w:r>
+      <w:r>
+        <w:rPr>
+          <w:iCs/>
+        </w:rPr>
+        <w:t>fastText</w:t>
       </w:r>
     </w:p>
     <w:p>
@@ -686,7 +711,6 @@
           </w:tcPr>
           <w:p>
             <w:r>
-              <w:lastRenderedPageBreak/>
               <w:t>CBOW</w:t>
             </w:r>
           </w:p>
@@ -797,6 +821,7 @@
           </w:tcPr>
           <w:p>
             <w:r>
+              <w:lastRenderedPageBreak/>
               <w:t>Skip-gram epochs=10</w:t>
             </w:r>
           </w:p>
